--- a/Tung_DATN/DATN_TM_TIN.docx
+++ b/Tung_DATN/DATN_TM_TIN.docx
@@ -987,14 +987,6 @@
     </w:p>
     <w:p>
       <w:pPr>
-        <w:bidi w:val="0"/>
-        <w:rPr>
-          <w:rFonts w:hint="default"/>
-        </w:rPr>
-      </w:pPr>
-    </w:p>
-    <w:p>
-      <w:pPr>
         <w:pStyle w:val="53"/>
         <w:bidi w:val="0"/>
         <w:rPr>
@@ -1722,8 +1714,450 @@
           <w:rFonts w:hint="default" w:cs="Times New Roman"/>
           <w:lang w:val="en-US"/>
         </w:rPr>
-        <w:t xml:space="preserve">Mô hình hoá và phương pháp tính </w:t>
-      </w:r>
+        <w:t>Vật liệu tính toán</w:t>
+      </w:r>
+    </w:p>
+    <w:p>
+      <w:pPr>
+        <w:pStyle w:val="31"/>
+        <w:bidi w:val="0"/>
+      </w:pPr>
+      <w:r>
+        <w:rPr>
+          <w:rFonts w:hint="default"/>
+        </w:rPr>
+        <w:t>Bê tông (Concrete)</w:t>
+      </w:r>
+    </w:p>
+    <w:p>
+      <w:pPr>
+        <w:bidi w:val="0"/>
+        <w:rPr>
+          <w:rFonts w:hint="default"/>
+        </w:rPr>
+      </w:pPr>
+      <w:r>
+        <w:rPr>
+          <w:rFonts w:hint="default"/>
+        </w:rPr>
+        <w:t>Bê tông móng thường sử dụng các cấp độ bền phổ biến để đảm bảo khả năng chịu nén và chống thấm tốt trong môi trường đất.</w:t>
+      </w:r>
+    </w:p>
+    <w:p>
+      <w:pPr>
+        <w:pStyle w:val="53"/>
+        <w:bidi w:val="0"/>
+        <w:rPr>
+          <w:rFonts w:hint="default"/>
+        </w:rPr>
+      </w:pPr>
+      <w:r>
+        <w:rPr>
+          <w:rFonts w:hint="default"/>
+        </w:rPr>
+        <w:t>Cấp độ bền: Thường sử dụng B20, B22.5 hoặc B25 (tương đương mác M250, M300, M350).</w:t>
+      </w:r>
+    </w:p>
+    <w:p>
+      <w:pPr>
+        <w:pStyle w:val="53"/>
+        <w:bidi w:val="0"/>
+        <w:rPr>
+          <w:rFonts w:hint="default"/>
+        </w:rPr>
+      </w:pPr>
+      <w:r>
+        <w:rPr>
+          <w:rFonts w:hint="default"/>
+        </w:rPr>
+        <w:t>Các đặc trưng tính toán:</w:t>
+      </w:r>
+    </w:p>
+    <w:p>
+      <w:pPr>
+        <w:pStyle w:val="55"/>
+        <w:bidi w:val="0"/>
+        <w:rPr>
+          <w:rFonts w:hint="default"/>
+        </w:rPr>
+      </w:pPr>
+      <w:r>
+        <w:rPr>
+          <w:rFonts w:hint="default"/>
+        </w:rPr>
+        <w:t>Rb (Cường độ chịu nén tính toán): Giá trị được lấy tương ứng với cấp độ bền (ví dụ: B25 có Rb = 14.5MPa</w:t>
+      </w:r>
+      <w:r>
+        <w:rPr>
+          <w:rFonts w:hint="default"/>
+          <w:lang w:val="en-US"/>
+        </w:rPr>
+        <w:t>)</w:t>
+      </w:r>
+      <w:r>
+        <w:rPr>
+          <w:rFonts w:hint="default"/>
+        </w:rPr>
+        <w:t>.</w:t>
+      </w:r>
+    </w:p>
+    <w:p>
+      <w:pPr>
+        <w:pStyle w:val="55"/>
+        <w:bidi w:val="0"/>
+        <w:rPr>
+          <w:rFonts w:hint="default"/>
+        </w:rPr>
+      </w:pPr>
+      <w:r>
+        <w:rPr>
+          <w:rFonts w:hint="default"/>
+        </w:rPr>
+        <w:t>Rb</w:t>
+      </w:r>
+      <w:r>
+        <w:rPr>
+          <w:rFonts w:hint="default"/>
+          <w:lang w:val="en-US"/>
+        </w:rPr>
+        <w:t>t</w:t>
+      </w:r>
+      <w:r>
+        <w:rPr>
+          <w:rFonts w:hint="default"/>
+        </w:rPr>
+        <w:t xml:space="preserve"> (Cường độ chịu kéo tính toán): Thông số quan trọng để kiểm tra khả năng chịu cắt và đâm thủng của móng (ví dụ: B25 có Rbt = 1.05MPa).</w:t>
+      </w:r>
+    </w:p>
+    <w:p>
+      <w:pPr>
+        <w:pStyle w:val="55"/>
+        <w:bidi w:val="0"/>
+        <w:rPr>
+          <w:rFonts w:hint="default"/>
+        </w:rPr>
+      </w:pPr>
+      <w:r>
+        <w:rPr>
+          <w:rFonts w:hint="default"/>
+        </w:rPr>
+        <w:t>Eb (Modul đàn hồi): Quyết định độ cứng của dầm móng khi làm việc cùng nền đất.</w:t>
+      </w:r>
+    </w:p>
+    <w:p>
+      <w:pPr>
+        <w:pStyle w:val="55"/>
+        <w:bidi w:val="0"/>
+        <w:rPr>
+          <w:rFonts w:hint="default"/>
+        </w:rPr>
+      </w:pPr>
+      <w:r>
+        <w:rPr>
+          <w:rFonts w:hint="default"/>
+        </w:rPr>
+        <w:t>Hệ số điều kiện làm việc (b1): Đối với bê tông đổ tại chỗ, thường lấy b1 = 0.9 để kể đến ảnh hưởng của kích thước cấu kiện và điều kiện thi công thực tế.</w:t>
+      </w:r>
+    </w:p>
+    <w:p>
+      <w:pPr>
+        <w:pStyle w:val="31"/>
+        <w:bidi w:val="0"/>
+        <w:rPr>
+          <w:rFonts w:hint="default"/>
+        </w:rPr>
+      </w:pPr>
+      <w:r>
+        <w:rPr>
+          <w:rFonts w:hint="default"/>
+        </w:rPr>
+        <w:t>Cốt thép (Reinforcement)</w:t>
+      </w:r>
+    </w:p>
+    <w:p>
+      <w:pPr>
+        <w:bidi w:val="0"/>
+        <w:rPr>
+          <w:rFonts w:hint="default"/>
+        </w:rPr>
+      </w:pPr>
+      <w:r>
+        <w:rPr>
+          <w:rFonts w:hint="default"/>
+        </w:rPr>
+        <w:t>Đồ án phân loại cốt thép thành hai nhóm chính tương ứng với vai trò chịu lực trong móng băng:</w:t>
+      </w:r>
+    </w:p>
+    <w:p>
+      <w:pPr>
+        <w:pStyle w:val="53"/>
+        <w:bidi w:val="0"/>
+        <w:rPr>
+          <w:rFonts w:hint="default"/>
+        </w:rPr>
+      </w:pPr>
+      <w:r>
+        <w:rPr>
+          <w:rFonts w:hint="default"/>
+        </w:rPr>
+        <w:t>Cốt thép chịu lực chính (Thép dọc dầm móng):</w:t>
+      </w:r>
+    </w:p>
+    <w:p>
+      <w:pPr>
+        <w:pStyle w:val="55"/>
+        <w:bidi w:val="0"/>
+        <w:rPr>
+          <w:rFonts w:hint="default"/>
+        </w:rPr>
+      </w:pPr>
+      <w:r>
+        <w:rPr>
+          <w:rFonts w:hint="default"/>
+        </w:rPr>
+        <w:t>Thường sử dụng nhóm CB400-V hoặc CB500-V.</w:t>
+      </w:r>
+    </w:p>
+    <w:p>
+      <w:pPr>
+        <w:pStyle w:val="55"/>
+        <w:bidi w:val="0"/>
+        <w:rPr>
+          <w:rFonts w:hint="default"/>
+        </w:rPr>
+      </w:pPr>
+      <w:r>
+        <w:rPr>
+          <w:rFonts w:hint="default"/>
+        </w:rPr>
+        <w:t xml:space="preserve">Rs (Cường độ chịu kéo tính toán): </w:t>
+      </w:r>
+      <w:r>
+        <w:rPr>
+          <w:rFonts w:hint="default"/>
+          <w:lang w:val="en-US"/>
+        </w:rPr>
+        <w:t>3</w:t>
+      </w:r>
+      <w:r>
+        <w:rPr>
+          <w:rFonts w:hint="default"/>
+        </w:rPr>
+        <w:t>50MPa (cho CB400-V) hoặc 435MP</w:t>
+      </w:r>
+      <w:r>
+        <w:rPr>
+          <w:rFonts w:hint="default"/>
+          <w:lang w:val="en-US"/>
+        </w:rPr>
+        <w:t>a</w:t>
+      </w:r>
+      <w:r>
+        <w:rPr>
+          <w:rFonts w:hint="default"/>
+        </w:rPr>
+        <w:t>(cho CB500-V).</w:t>
+      </w:r>
+    </w:p>
+    <w:p>
+      <w:pPr>
+        <w:pStyle w:val="55"/>
+        <w:bidi w:val="0"/>
+        <w:rPr>
+          <w:rFonts w:hint="default"/>
+        </w:rPr>
+      </w:pPr>
+      <w:r>
+        <w:rPr>
+          <w:rFonts w:hint="default"/>
+        </w:rPr>
+        <w:t>Đặc điểm: Có gờ để tăng cường khả năng bám dính với bê tông, chịu các momen uốn lớn tại gối và nhịp.</w:t>
+      </w:r>
+    </w:p>
+    <w:p>
+      <w:pPr>
+        <w:pStyle w:val="53"/>
+        <w:bidi w:val="0"/>
+        <w:rPr>
+          <w:rFonts w:hint="default"/>
+        </w:rPr>
+      </w:pPr>
+      <w:r>
+        <w:rPr>
+          <w:rFonts w:hint="default"/>
+        </w:rPr>
+        <w:t>Cốt thép cấu tạo và cốt đai (Thép đai, thép cánh móng):</w:t>
+      </w:r>
+    </w:p>
+    <w:p>
+      <w:pPr>
+        <w:pStyle w:val="55"/>
+        <w:bidi w:val="0"/>
+        <w:rPr>
+          <w:rFonts w:hint="default"/>
+        </w:rPr>
+      </w:pPr>
+      <w:r>
+        <w:rPr>
+          <w:rFonts w:hint="default"/>
+        </w:rPr>
+        <w:t>Thường sử dụng nhóm CB240-T hoặc CB300-V.</w:t>
+      </w:r>
+    </w:p>
+    <w:p>
+      <w:pPr>
+        <w:pStyle w:val="55"/>
+        <w:bidi w:val="0"/>
+        <w:rPr>
+          <w:rFonts w:hint="default"/>
+        </w:rPr>
+      </w:pPr>
+      <w:r>
+        <w:rPr>
+          <w:rFonts w:hint="default"/>
+        </w:rPr>
+        <w:t>Rsw (Cường độ tính toán của cốt thép đai): 170 MPa</w:t>
+      </w:r>
+      <w:r>
+        <w:rPr>
+          <w:rFonts w:hint="default"/>
+          <w:lang w:val="en-US"/>
+        </w:rPr>
+        <w:t xml:space="preserve"> </w:t>
+      </w:r>
+      <w:r>
+        <w:rPr>
+          <w:rFonts w:hint="default"/>
+        </w:rPr>
+        <w:t>(cho CB240-T).</w:t>
+      </w:r>
+    </w:p>
+    <w:p>
+      <w:pPr>
+        <w:pStyle w:val="55"/>
+        <w:bidi w:val="0"/>
+        <w:rPr>
+          <w:rFonts w:hint="default"/>
+        </w:rPr>
+      </w:pPr>
+      <w:r>
+        <w:rPr>
+          <w:rFonts w:hint="default"/>
+        </w:rPr>
+        <w:t>Đặc điểm: Thép tròn trơn hoặc có gờ đường kính nhỏ, chủ yếu chịu lực cắt và giữ ổn định cho khung thép.</w:t>
+      </w:r>
+    </w:p>
+    <w:p>
+      <w:pPr>
+        <w:pStyle w:val="31"/>
+        <w:bidi w:val="0"/>
+        <w:rPr>
+          <w:rFonts w:hint="default"/>
+        </w:rPr>
+      </w:pPr>
+      <w:r>
+        <w:rPr>
+          <w:rFonts w:hint="default"/>
+        </w:rPr>
+        <w:t xml:space="preserve">Lớp bê tông bảo vệ </w:t>
+      </w:r>
+    </w:p>
+    <w:p>
+      <w:pPr>
+        <w:bidi w:val="0"/>
+        <w:ind w:firstLine="720" w:firstLineChars="0"/>
+        <w:rPr>
+          <w:rFonts w:hint="default"/>
+        </w:rPr>
+      </w:pPr>
+      <w:r>
+        <w:rPr>
+          <w:rFonts w:hint="default"/>
+        </w:rPr>
+        <w:t>Do móng là cấu kiện tiếp xúc trực tiếp với đất và độ ẩm, độ dày lớp bảo vệ a</w:t>
+      </w:r>
+      <w:r>
+        <w:rPr>
+          <w:rFonts w:hint="default"/>
+          <w:vertAlign w:val="subscript"/>
+        </w:rPr>
+        <w:t>bv</w:t>
+      </w:r>
+      <w:r>
+        <w:rPr>
+          <w:rFonts w:hint="default"/>
+        </w:rPr>
+        <w:t xml:space="preserve"> được đặc biệt chú trọng:</w:t>
+      </w:r>
+    </w:p>
+    <w:p>
+      <w:pPr>
+        <w:pStyle w:val="53"/>
+        <w:bidi w:val="0"/>
+        <w:rPr>
+          <w:rFonts w:hint="default"/>
+        </w:rPr>
+      </w:pPr>
+      <w:r>
+        <w:rPr>
+          <w:rFonts w:hint="default"/>
+        </w:rPr>
+        <w:t xml:space="preserve">Khi có lớp bê tông lót: abv </w:t>
+      </w:r>
+      <w:r>
+        <w:rPr>
+          <w:rFonts w:hint="default"/>
+          <w:lang w:val="en-US"/>
+        </w:rPr>
+        <w:t>=</w:t>
+      </w:r>
+      <w:r>
+        <w:rPr>
+          <w:rFonts w:hint="default"/>
+        </w:rPr>
+        <w:t xml:space="preserve"> 35</w:t>
+      </w:r>
+      <w:r>
+        <w:rPr>
+          <w:rFonts w:hint="default"/>
+          <w:lang w:val="en-US"/>
+        </w:rPr>
+        <w:t xml:space="preserve"> </w:t>
+      </w:r>
+      <w:r>
+        <w:rPr>
+          <w:rFonts w:hint="default"/>
+        </w:rPr>
+        <w:t xml:space="preserve"> mm (thường chọn 50 mm cho móng băng).</w:t>
+      </w:r>
+    </w:p>
+    <w:p>
+      <w:pPr>
+        <w:pStyle w:val="53"/>
+        <w:bidi w:val="0"/>
+        <w:rPr>
+          <w:rFonts w:hint="default"/>
+          <w:lang w:val="en-US"/>
+        </w:rPr>
+      </w:pPr>
+      <w:r>
+        <w:rPr>
+          <w:rFonts w:hint="default"/>
+        </w:rPr>
+        <w:t>Mục đích: Đảm bảo khả năng làm việc chung giữa thép và bê tông, đồng thời bảo vệ cốt thép khỏi sự ăn mòn của các tác nhân trong đất.</w:t>
+      </w:r>
+    </w:p>
+    <w:p>
+      <w:pPr>
+        <w:pStyle w:val="32"/>
+        <w:bidi w:val="0"/>
+        <w:spacing w:line="360" w:lineRule="auto"/>
+        <w:ind w:left="448" w:leftChars="0" w:firstLineChars="0"/>
+        <w:rPr>
+          <w:rFonts w:hint="default" w:ascii="Times New Roman" w:hAnsi="Times New Roman" w:cs="Times New Roman"/>
+          <w:lang w:val="en-US"/>
+        </w:rPr>
+      </w:pPr>
     </w:p>
     <w:p>
       <w:pPr>
@@ -3293,7 +3727,6 @@
     <w:p>
       <w:pPr>
         <w:spacing w:line="360" w:lineRule="auto"/>
-        <m:rPr/>
         <w:rPr>
           <w:rFonts w:hint="default" w:hAnsi="Cambria Math" w:cs="Times New Roman"/>
           <w:b w:val="0"/>
@@ -3746,7 +4179,6 @@
         </w:rPr>
       </w:pPr>
       <w:r>
-        <m:rPr/>
         <w:rPr>
           <w:rFonts w:hint="default"/>
           <w:lang w:val="en-US"/>
@@ -4097,7 +4529,6 @@
               <m:sSub>
                 <m:sSubPr>
                   <m:ctrlPr>
-                    <m:rPr/>
                     <w:rPr>
                       <w:rFonts w:hint="default" w:ascii="Cambria Math" w:hAnsi="Cambria Math" w:cs="Times New Roman"/>
                       <w:i/>
@@ -4119,7 +4550,6 @@
                     <m:t>R</m:t>
                   </m:r>
                   <m:ctrlPr>
-                    <m:rPr/>
                     <w:rPr>
                       <w:rFonts w:hint="default" w:ascii="Cambria Math" w:hAnsi="Cambria Math" w:cs="Times New Roman"/>
                       <w:i/>
@@ -4141,7 +4571,6 @@
                     <m:t>bt</m:t>
                   </m:r>
                   <m:ctrlPr>
-                    <m:rPr/>
                     <w:rPr>
                       <w:rFonts w:hint="default" w:ascii="Cambria Math" w:hAnsi="Cambria Math" w:cs="Times New Roman"/>
                       <w:i/>
@@ -4165,7 +4594,6 @@
               <m:sSub>
                 <m:sSubPr>
                   <m:ctrlPr>
-                    <m:rPr/>
                     <w:rPr>
                       <w:rFonts w:hint="default" w:ascii="Cambria Math" w:hAnsi="Cambria Math" w:cs="Times New Roman"/>
                       <w:i/>
@@ -4187,7 +4615,6 @@
                     <m:t>h</m:t>
                   </m:r>
                   <m:ctrlPr>
-                    <m:rPr/>
                     <w:rPr>
                       <w:rFonts w:hint="default" w:ascii="Cambria Math" w:hAnsi="Cambria Math" w:cs="Times New Roman"/>
                       <w:i/>
@@ -4209,7 +4636,6 @@
                     <m:t>0</m:t>
                   </m:r>
                   <m:ctrlPr>
-                    <m:rPr/>
                     <w:rPr>
                       <w:rFonts w:hint="default" w:ascii="Cambria Math" w:hAnsi="Cambria Math" w:cs="Times New Roman"/>
                       <w:i/>
@@ -4232,6 +4658,8 @@
           </m:f>
         </m:oMath>
       </m:oMathPara>
+      <w:bookmarkStart w:id="6" w:name="_GoBack"/>
+      <w:bookmarkEnd w:id="6"/>
     </w:p>
     <w:p>
       <w:pPr>
@@ -5190,7 +5618,6 @@
       <w:pPr>
         <w:spacing w:line="360" w:lineRule="auto"/>
         <w:jc w:val="left"/>
-        <m:rPr/>
         <w:rPr>
           <w:rFonts w:hint="default" w:cs="Times New Roman"/>
           <w:lang w:val="en-US"/>
@@ -5219,16 +5646,7 @@
           <w:rFonts w:hint="default"/>
           <w:lang w:val="en-US"/>
         </w:rPr>
-        <w:t>Sơ đồ</w:t>
-      </w:r>
-      <w:bookmarkStart w:id="6" w:name="_GoBack"/>
-      <w:bookmarkEnd w:id="6"/>
-      <w:r>
-        <w:rPr>
-          <w:rFonts w:hint="default"/>
-          <w:lang w:val="en-US"/>
-        </w:rPr>
-        <w:t xml:space="preserve"> thuật toán</w:t>
+        <w:t>Sơ đồ thuật toán</w:t>
       </w:r>
     </w:p>
     <w:sectPr>
